--- a/docs/logging/TA9-Logging-Observability.docx
+++ b/docs/logging/TA9-Logging-Observability.docx
@@ -14984,7 +14984,7 @@
         <w:rPr>
           <w:rFonts w:ascii="Calibri" w:cs="Calibri" w:eastAsia="Calibri" w:hAnsi="Calibri"/>
         </w:rPr>
-        <w:t xml:space="preserve"> (Testcontainers). The logging tests were added after the latest full run (407 / 407); re-run pending.</w:t>
+        <w:t xml:space="preserve"> (Testcontainers). All tests listed here passed in the latest full run (440 / 440, 2026-10-27).</w:t>
       </w:r>
     </w:p>
     <w:p>
